--- a/submission_package/05_Supplementary_Material.docx
+++ b/submission_package/05_Supplementary_Material.docx
@@ -26,7 +26,7 @@
           <w:rFonts w:ascii="Times New Roman" w:hAnsi="Times New Roman"/>
           <w:b/>
         </w:rPr>
-        <w:t>Dipesh Gurung1,*, Binod Bhattarai2, Dr. R N Thakur1</w:t>
+        <w:t>Dipesh Gurung1,*, Binod Bhattarai2, Prof. Dr. R.N. Thakur1</w:t>
       </w:r>
     </w:p>
     <w:p>
@@ -39,9 +39,9 @@
           <w:rFonts w:ascii="Times New Roman" w:hAnsi="Times New Roman"/>
           <w:sz w:val="23"/>
         </w:rPr>
-        <w:t>1 Department of Information Technology, Lord Buddha Education Foundation, Kathmandu 44600, Nepal</w:t>
+        <w:t>1 Research Department, Lord Buddha Education Foundation (LBEF Campus), Kathmandu 44600, Nepal</w:t>
         <w:br/>
-        <w:t>2 Department of Computer Science and Engineering, School of Engineering and Technology, Noida International University, Greater Noida, Uttar Pradesh 203201, India</w:t>
+        <w:t>2 Department of Computer Science and Engineering, School of Sciences, Noida International University, Greater Noida, Uttar Pradesh 203201, India</w:t>
         <w:br/>
         <w:t>* Corresponding Author: dipesh.gurung@lbef.edu.np</w:t>
       </w:r>

--- a/submission_package/05_Supplementary_Material.docx
+++ b/submission_package/05_Supplementary_Material.docx
@@ -6261,7 +6261,7 @@
           </w:tcPr>
           <w:p>
             <w:r>
-              <w:t>1433</w:t>
+              <w:t>16 (one-hot source impulse; 1433-dim raw Cora BoW not consumed)</w:t>
             </w:r>
           </w:p>
         </w:tc>
@@ -6277,7 +6277,7 @@
           </w:tcPr>
           <w:p>
             <w:r>
-              <w:t>1433</w:t>
+              <w:t>16 (one-hot source impulse; 1433-dim raw Cora BoW not consumed)</w:t>
             </w:r>
           </w:p>
         </w:tc>
@@ -6931,7 +6931,7 @@
           </w:tcPr>
           <w:p>
             <w:r>
-              <w:t>-20.45</w:t>
+              <w:t>-21.02</w:t>
             </w:r>
           </w:p>
         </w:tc>
@@ -6997,7 +6997,7 @@
           </w:tcPr>
           <w:p>
             <w:r>
-              <w:t>-8.90</w:t>
+              <w:t>-8.91</w:t>
             </w:r>
           </w:p>
         </w:tc>
@@ -7013,7 +7013,7 @@
           </w:tcPr>
           <w:p>
             <w:r>
-              <w:t>-18.12</w:t>
+              <w:t>-18.72</w:t>
             </w:r>
           </w:p>
         </w:tc>
